--- a/DESCARGABLES_PDF/SER_ESTAR/SER_ESTAR.docx
+++ b/DESCARGABLES_PDF/SER_ESTAR/SER_ESTAR.docx
@@ -342,7 +342,6 @@
               <w:rPr>
                 <w:lang w:val="en-GB"/>
               </w:rPr>
-              <w:t>This</w:t>
             </w:r>
             <w:proofErr w:type="spellEnd"/>
             <w:proofErr w:type="gramEnd"/>
@@ -350,7 +349,6 @@
               <w:rPr>
                 <w:lang w:val="en-GB"/>
               </w:rPr>
-              <w:t xml:space="preserve"> lesson is part of the </w:t>
             </w:r>
             <w:r>
               <w:rPr>
@@ -358,13 +356,11 @@
                 <w:bCs/>
                 <w:lang w:val="en-GB"/>
               </w:rPr>
-              <w:t>Spanish Pronunciation Series</w:t>
             </w:r>
             <w:r>
               <w:rPr>
                 <w:lang w:val="en-GB"/>
               </w:rPr>
-              <w:t xml:space="preserve"> by Spanish Lessons with Mercedes, where we explore the most important sounds of Spanish step by step.</w:t>
             </w:r>
           </w:p>
         </w:tc>
